--- a/static/files/8-PASTERNAK Jurij Zivago e la rivoluzione.docx
+++ b/static/files/8-PASTERNAK Jurij Zivago e la rivoluzione.docx
@@ -4314,7 +4314,35 @@
           <w:sz w:val="20"/>
           <w:szCs w:val="20"/>
         </w:rPr>
-        <w:t xml:space="preserve"> nel ’29 esilia Trotskij (e poi lo farà uccidere da un sicario); ma ne riprende il programma, ad eccezione della guerra con i paesi capitalistici, affermando che </w:t>
+        <w:t xml:space="preserve"> nel ’29 esilia Trotskij (e poi lo farà uccidere da un sicario); ma ne riprende il programma, ad eccezione della guerra con i paesi capitalistici, affermando</w:t>
+      </w:r>
+      <w:r>
+        <w:rPr>
+          <w:sz w:val="20"/>
+          <w:szCs w:val="20"/>
+        </w:rPr>
+        <w:t xml:space="preserve"> (</w:t>
+      </w:r>
+      <w:r>
+        <w:rPr>
+          <w:sz w:val="20"/>
+          <w:szCs w:val="20"/>
+        </w:rPr>
+        <w:t>in deroga al</w:t>
+      </w:r>
+      <w:r>
+        <w:rPr>
+          <w:sz w:val="20"/>
+          <w:szCs w:val="20"/>
+        </w:rPr>
+        <w:t xml:space="preserve"> principio internazionalista)</w:t>
+      </w:r>
+      <w:r>
+        <w:rPr>
+          <w:sz w:val="20"/>
+          <w:szCs w:val="20"/>
+        </w:rPr>
+        <w:t xml:space="preserve"> che </w:t>
       </w:r>
       <w:r>
         <w:rPr>
@@ -5729,7 +5757,12 @@
   </w:compat>
   <w:rsids>
     <w:rsidRoot w:val="004F2DDB"/>
+    <w:rsid w:val="0032095D"/>
+    <w:rsid w:val="00460D3A"/>
     <w:rsid w:val="004F2DDB"/>
+    <w:rsid w:val="00536E48"/>
+    <w:rsid w:val="00653824"/>
+    <w:rsid w:val="00BB3114"/>
     <w:rsid w:val="00BC3669"/>
     <w:rsid w:val="00D6370D"/>
   </w:rsids>
@@ -6186,10 +6219,6 @@
     <w:name w:val="2BD1D8DA3DDD4F6BB4D485D5B69EB2F5"/>
     <w:rsid w:val="004F2DDB"/>
   </w:style>
-  <w:style w:type="paragraph" w:customStyle="1" w:styleId="88CFD81967B841FEB0759ED7AD6409B0">
-    <w:name w:val="88CFD81967B841FEB0759ED7AD6409B0"/>
-    <w:rsid w:val="004F2DDB"/>
-  </w:style>
 </w:styles>
 </file>
 
